--- a/example_articles/states/New York/2.states_New York_New_York_Times.docx
+++ b/example_articles/states/New York/2.states_New York_New_York_Times.docx
@@ -27,17 +27,17 @@
     </w:p>
     <w:p>
       <w:r>
-        <w:t>Source File: NYT/34.DOCX</w:t>
+        <w:t>Source file: NYT/34.DOCX</w:t>
       </w:r>
     </w:p>
     <w:p>
       <w:r>
-        <w:t>Raw locations result: ['New York']</w:t>
+        <w:t>Raw locations result, 'locations': ['New York']</w:t>
       </w:r>
     </w:p>
     <w:p>
       <w:r>
-        <w:t>states_stand_flat (Standardized): New York</w:t>
+        <w:t>Standardized locations result, 'states_stand_flat': New York</w:t>
       </w:r>
     </w:p>
     <w:p>

--- a/example_articles/states/New York/2.states_New York_New_York_Times.docx
+++ b/example_articles/states/New York/2.states_New York_New_York_Times.docx
@@ -7,7 +7,7 @@
         <w:pStyle w:val="Heading1"/>
       </w:pPr>
       <w:r>
-        <w:t>Sculptures Are Changing the Look of Barcelona</w:t>
+        <w:t>Bronx Man Is Stabbed to Death</w:t>
       </w:r>
     </w:p>
     <w:p>
@@ -17,17 +17,17 @@
     </w:p>
     <w:p>
       <w:r>
-        <w:t>Date: 1990-09-04</w:t>
+        <w:t>Date: 1990-09-12</w:t>
       </w:r>
     </w:p>
     <w:p>
       <w:r>
-        <w:t>Section: Section C; Page 13, Column 1; Cultural Desk</w:t>
+        <w:t>Section: Section B; Page 3, Column 4; Metropolitan Desk</w:t>
       </w:r>
     </w:p>
     <w:p>
       <w:r>
-        <w:t>Source file: NYT/34.DOCX</w:t>
+        <w:t>Source file: NYT/56.361.DOCX</w:t>
       </w:r>
     </w:p>
     <w:p>
@@ -49,71 +49,21 @@
     </w:p>
     <w:p>
       <w:r>
-        <w:t>As a striking exception to its practice of commissioning works, the city recently purchased a 21-foot-long whimsical cat by Fernando Botero.</w:t>
+        <w:t>Investigators said they believed the motive was robbery, although the suspect fled without taking any money.</w:t>
         <w:br/>
-        <w:t>''It's kind of astonishing, isn't it?'' Ms. Pepper said in an interview. ''There is more energy in this place than any other place I've ever known.'' She herself is close to completing two companion sculptures: a peaked mass covered in ceramic, and an elegant spiral of trees lined with smaller ceramic masses that double as benches.</w:t>
+        <w:t>''It is tragic,'' said Brother Lawrence Murphy, principal of All Hallows, a Roman Catholic school with 455 students in the South Bronx.</w:t>
         <w:br/>
-        <w:t>Art History With a Twist</w:t>
+        <w:t>''We are all very upset. He loved life tremendously. He had a great sense of humor and a quick wit.''</w:t>
         <w:br/>
-        <w:t>The program in part reflects the sensitivities of this port city. Barcelona and its region, Catalonia, were one of Europe's greatest centers of medieval art and architecture. At the turn of the century, it was a center of Art Nouveau. The young Pablo Picasso found inspiration in a brothel here and painted ''Les Demoiselles d'Avignon,'' setting the stage for Cubism and changing art history forever. Other of the region's contributions to modern art include Miro and Salvador Dali.</w:t>
+        <w:t>Mr. Harley, whose parents worked as building superintendents in the five-story apartment building on Perry Avenue, had a job as a clerk at James Shoe Repair on East 204th Street.</w:t>
         <w:br/>
-        <w:t>And all of it was done with - or perhaps because of - a Catalan twist. The region fights fiercely to maintain its language, its culture and its political autonomy inside Spain.</w:t>
+        <w:t>Larry Evans, the college adviser at All Hallows, said Mr. Harley, who graduated in June, had been accepted at Manhattan College. ''He decided to wait a year to see if this was what he wanted to do,'' Mr. Evans said.</w:t>
         <w:br/>
-        <w:t>''They're not doing this for tourism,'' Ms. Pepper said. ''They're doing it for civic pride. There is a whole other feeling about art here.''</w:t>
+        <w:t>Three students or recent graduates from the high school have been killed in the last year, Brother Murphy said.</w:t>
         <w:br/>
-        <w:t>But behind the program, too, has been a bold theory of urban planning. Since 1979, two successive Socialist city administrations dominated by young intellectuals and architects have turned away from a traditional planning emphasis on grand sociological and engineering schemes to focus on a potpourri of projects intended to revive neighborhood identity and street life. Forty years of economic hardship and a fascist fetish for organization under Franco had sapped the communal street life that is the lifeblood of any thriving city, and particularly a Mediterranean one. The Franco years imposed a dense ring of dreary blue-collar apartment blocks that were choking the city.</w:t>
+        <w:t>Friends and neighbors on the quiet, working-class street in the Norwood section of the Bronx were stunned by the killing. ''He came from a lovely home,'' said Michael Considine, 27, a printer. ''We feel horrible.''</w:t>
         <w:br/>
-        <w:t xml:space="preserve"> </w:t>
-        <w:br/>
-        <w:t>'A New Democracy'</w:t>
-        <w:br/>
-        <w:t>The centerpieces of the new plan are the more than 150 plazas and a dozen new parks, designed by the Socialists' first planning czar, Oriol Bohigas, and carried out by his successor, Josep Antoni Acebillo. The sculptures were introduced, Mr. Bohigas said, to give dignity to these public spaces, most of them in working-class neighborhoods.</w:t>
-        <w:br/>
-        <w:t>''It's a new type of urban planning for a new democracy,'' he said, adding that other European cities, like Paris and Berlin, are moving toward similar planning approaches.</w:t>
-        <w:br/>
-        <w:t>That so many renowned artists were included, however, was serendipitous. On a visit to New York in the early 1980's, Barcelona's first Socialist Mayor, Narcis Serra, who was in his 30's, spent a night of art, dinner and punk rock in SoHo with Mr. Corbero, the Catalan sculptor, and several American sculptors. Mayor Serra came away inspired with the possibilities. Mr. Corbero and Mr. Hellman soon became volunteer go-betweens in finding the artists.</w:t>
-        <w:br/>
-        <w:t xml:space="preserve"> </w:t>
-        <w:br/>
-        <w:t>Freedom From Cost</w:t>
-        <w:br/>
-        <w:t>The response by sculptors has been overwhelming. They are paid $20,000, far less than some of them usually command. But their expenses for travel, materials and labor - more than $1 million in some cases - are paid for. Moreover, they say they rejoice in their artistic freedom and in the chance to share in the rebirth of Barcelona and Spanish democracy.</w:t>
-        <w:br/>
-        <w:t>''You're not well paid, but you're well gratified,'' Mr. Corbero said in an interview.</w:t>
-        <w:br/>
-        <w:t>Under the city's current Mayor, Pascual Maragall, another Socialist intellectual, the program still has no budget and no formal screening commission. Mr. Acebillo, the current planner, makes the decisions. The money, taken from different city budgets as needed, is often said to come from what city officials call the ''disaster budget'' - a fund to undo what Franco did to the city.</w:t>
-        <w:br/>
-        <w:t>''There are no bureaucratic problems,'' Ms. Pepper said. ''In most cities, the contracts are so complicated that you feel boxed in. You become a contractor more than an artist. Here, it's been exactly like working for a private collector, only better: there are many more people who can see and share your work.''</w:t>
-        <w:br/>
-        <w:t>Such informality has its drawbacks. Some sculptures have been damaged or soiled because of poor maintenance, though the city has moved to rectify that.</w:t>
-        <w:br/>
-        <w:t xml:space="preserve"> </w:t>
-        <w:br/>
-        <w:t>Toward a More Scenic City</w:t>
-        <w:br/>
-        <w:t>Some of the more spectacular sculptures in working-class neighborhoods today include Mr. Hunt's ''Rites of Spring,'' a sinuous and sensuously draped metal standing figure. The statue, cozily surrounded by brick arches left from a work shed, is at one end of the dramatically landscaped Parc del Clot, a former railroad yard.</w:t>
-        <w:br/>
-        <w:t>Mr. Chillida's ''Eulogy to Water,'' a huge four-fingered steel vise, is suspended over a swimming pool in Parc de la Creueta del Coll, a former rock quarry. One of Mr. Kelly's three sculptures, a tall flat-faced totem, stands nearby. His other two pieces, an aluminum- colored totem and a brown metal wedge, stand like two rocks in the Parc de la Pegaso, the former site of a truck factory.</w:t>
-        <w:br/>
-        <w:t>Miro's ''Woman and Bird,'' a tall, gawky polychrome figure, is reflected in a pond on the edge of Parc de L'Escorxador, formerly the site of a slaughterhouse.</w:t>
-        <w:br/>
-        <w:t>El Parc de L'Espanya Industrial was the site of a textile factory. At one end of it today is the gigantic playful steel ''Dragon of St. George'' by Andres Nagel. It serves as a children's slide into a pool. The far end of the park is more formal, graced by Mr. Caro's abstract sculpture and a steel one by Pablo Palazuelo that resembles a house.</w:t>
-        <w:br/>
-        <w:t>Mr. Tapies's ''Homage to Picasso'' sits on Passeig de Picasso, a new boulevard created out of a downtown street that had been sliding into tawdry oblivion. The sculpture is a large glass cube with water pouring down its sides. Inside are random pieces of furniture and canvas alluding to Picasso's nonconformity.</w:t>
-        <w:br/>
-        <w:t>Richard Serra incorporated an existing palm tree into his work, which includes two concentric concrete walls and a leaning erector-set tower that together make a Minimalist design out of the rehabilitated Placa de la Palmera.</w:t>
-        <w:br/>
-        <w:t xml:space="preserve"> </w:t>
-        <w:br/>
-        <w:t>A String of Outdoor Museums</w:t>
-        <w:br/>
-        <w:t>In almost every instance, the sculptors have chosen their parks or plazas and worked closely with their architects to insure an integral design. Some of the early plazas were criticized for lacking greenery, which the later ones usually include.</w:t>
-        <w:br/>
-        <w:t>Taken together, the pieces form a sort of outdoor museum of late-20th- century work. They add to an already rich heritage of sculpture from earlier eras around the city.</w:t>
-        <w:br/>
-        <w:t>Barcelona, which will be host to the 1992 Summer Olympics, is also in the midst of a flurry of new construction. Some of the newer sculptures, like those by Mr. Botero, Mr. Lichtenstein and Mr. Oldenburg, are being placed in Olympic-related areas. But officials emphasize that the sculpture program is independent, growing out of something deeper in the Catalan soul.</w:t>
-        <w:br/>
-        <w:t>That something is reflected in the sculptures' popularity. When Mr. Corbero's enchanting group of marble moons and shapes on an island in a pond was unveiled, he expected the normal small group of art lovers and officials. Nearly 30,000 people came. His eyes watered, he said.</w:t>
+        <w:t>A witness told the police that the panhandler had approached two other men a short time before he stabbed Mr. Harley.</w:t>
         <w:br/>
         <w:br/>
         <w:t>Graphic</w:t>
@@ -121,7 +71,7 @@
         <w:br/>
         <w:t xml:space="preserve"> </w:t>
         <w:br/>
-        <w:t>Photos: ''Dragon of St. George,'' a steel sculpture by Andres Nagel, at El Parc de L'Espanya Industrial in Barcelona. (pg. C13); ''Woman and Bird,'' a sculpture by Joan Miro in Parc de L'Escor-xador in Barcelona. (pg. C14) (Edward Schumacher for The New York Times)</w:t>
+        <w:t>Photo: Hughie Harley, 18 years old, who the police said was stabbed to death on Monday after he refused to give a dollar to a panhandler. (William E. Sauro/The New York Times)</w:t>
       </w:r>
     </w:p>
     <w:sectPr>

--- a/example_articles/states/New York/2.states_New York_New_York_Times.docx
+++ b/example_articles/states/New York/2.states_New York_New_York_Times.docx
@@ -7,7 +7,7 @@
         <w:pStyle w:val="Heading1"/>
       </w:pPr>
       <w:r>
-        <w:t>Bronx Man Is Stabbed to Death</w:t>
+        <w:t>This 'Hamlet' Is Short On Slings and Arrows</w:t>
       </w:r>
     </w:p>
     <w:p>
@@ -17,17 +17,17 @@
     </w:p>
     <w:p>
       <w:r>
-        <w:t>Date: 1990-09-12</w:t>
+        <w:t>Date: 2024-02-15</w:t>
       </w:r>
     </w:p>
     <w:p>
       <w:r>
-        <w:t>Section: Section B; Page 3, Column 4; Metropolitan Desk</w:t>
+        <w:t>Section: Section C; Column 0; The Arts/Cultural Desk; Pg. 4</w:t>
       </w:r>
     </w:p>
     <w:p>
       <w:r>
-        <w:t>Source file: NYT/56.361.DOCX</w:t>
+        <w:t>Source file: NYT/3.DOCX</w:t>
       </w:r>
     </w:p>
     <w:p>
@@ -49,21 +49,28 @@
     </w:p>
     <w:p>
       <w:r>
-        <w:t>Investigators said they believed the motive was robbery, although the suspect fled without taking any money.</w:t>
+        <w:t>Eddie Izzard is a wildly witty ad-libber, but a play straitjackets this gift -- especially in this new staging that is short of ideas.</w:t>
         <w:br/>
-        <w:t>''It is tragic,'' said Brother Lawrence Murphy, principal of All Hallows, a Roman Catholic school with 455 students in the South Bronx.</w:t>
+        <w:t xml:space="preserve">To laugh, or not to laugh? That is the question. </w:t>
         <w:br/>
-        <w:t>''We are all very upset. He loved life tremendously. He had a great sense of humor and a quick wit.''</w:t>
+        <w:t xml:space="preserve">  Or at least one you may consider early in Eddie Izzard's ''Hamlet,'' in which the comic portrays all the roles herself.</w:t>
         <w:br/>
-        <w:t>Mr. Harley, whose parents worked as building superintendents in the five-story apartment building on Perry Avenue, had a job as a clerk at James Shoe Repair on East 204th Street.</w:t>
+        <w:t xml:space="preserve">  Something is certainly a little silly about dramatizing Hamlet fighting with his mother by having a left hand wrestle with the arm of the right, evoking Peter Sellers's scientist who struggles to restrain himself from raising his arm in Nazi salute in ''Dr. Strangelove.'' And solo sword fights have possibilities that a brilliant comedian like Izzard might exploit.</w:t>
         <w:br/>
-        <w:t>Larry Evans, the college adviser at All Hallows, said Mr. Harley, who graduated in June, had been accepted at Manhattan College. ''He decided to wait a year to see if this was what he wanted to do,'' Mr. Evans said.</w:t>
+        <w:t xml:space="preserve">  Yet, as Izzard darts around the stage, from role to role, hopscotching in and out of the audience declaiming speeches, what becomes clear is this frenetic staging is earnest, surprisingly traditional and deadly serious. A wildly witty ad-libber, Izzard can make two-hour monologues feel like a stream-of-conscious eruption. A play straitjackets this gift. Except for a few flourishes, this staging, directed by Selina Cadell, is short of ideas. (Imagine sock puppets without the socks and you get an idea of her Rosencrantz and Guildenstern.)</w:t>
         <w:br/>
-        <w:t>Three students or recent graduates from the high school have been killed in the last year, Brother Murphy said.</w:t>
+        <w:t xml:space="preserve">  Inside a modern, minimalist set (designed by Tom Piper) with no props, Izzard, who mounted a solo theatrical adaptation of ''Great Expectations'' last year, sometimes represents changing characters by spinning, other times by just moving a few feet. If there is method here, I did not detect it. If you don't know ''Hamlet,'' there is no chance you are going to follow the play within a play. If you do, you might wonder why Izzard doesn't spend more time playing the characters watching, not talking.</w:t>
         <w:br/>
-        <w:t>Friends and neighbors on the quiet, working-class street in the Norwood section of the Bronx were stunned by the killing. ''He came from a lovely home,'' said Michael Considine, 27, a printer. ''We feel horrible.''</w:t>
+        <w:t xml:space="preserve">  Among the occasionally overlooked qualities of the Danish prince is that he can be very funny, especially when mean. But you wouldn't know it in this production, adapted by Izzard's brother, Mark. Izzard is an even-keeled Hamlet. She doesn't elongate vowels or spit out consonants, rarely yells or expresses contempt. She appears to be pacing herself throughout. Despite wearing dark vinyl pants, this is a very tweedy performance. The best Hamlets (like that of Andrew Scott, who, in a sign of a trend or maybe a growing need for inexpensive casts, recently performed a one-man ''Uncle Vanya'') dramatize the act of thinking, but that interiority is lacking here.</w:t>
         <w:br/>
-        <w:t>A witness told the police that the panhandler had approached two other men a short time before he stabbed Mr. Harley.</w:t>
+        <w:t xml:space="preserve">  Instead of taking Hamlet's famous acting advice to not ''saw the air'' too much, Izzard favors gesticulating and thrusting her hips to indicate something sexual has been said. She adopts a working-class voice for the gravedigger scene, but otherwise doesn't try dramatic shifts in accents, voice or physicality.</w:t>
+        <w:br/>
+        <w:t xml:space="preserve">  Izzard has famously picked up marathon running over the years, and even completed 32 in a month. It's a remarkable feat, but this one might be tougher -- and it shows. (On the night I attended, she flubbed several lines and appeared to be breathing hard during this endurance test of a play.) One comes away with the sense that Eddie Izzard didn't perform ''Hamlet'' so much as become defeated by it.</w:t>
+        <w:br/>
+        <w:t xml:space="preserve">  Izzard Hamlet New YorkThrough March 16 at Greenwich House Theater, Manhattan; eddieizzardhamlet.com. Running time: 2 hours 25 minutes.Izzard Hamlet New York Through March 16 at Greenwich House Theater in Manhattan; eddieizzardhamlet.com. Running time: 2 hours 25 minutes.</w:t>
+        <w:br/>
+        <w:br/>
+        <w:t>https://www.nytimes.com/2024/02/13/theater/izzard-hamlet-new-york-review.html</w:t>
         <w:br/>
         <w:br/>
         <w:t>Graphic</w:t>
@@ -71,7 +78,7 @@
         <w:br/>
         <w:t xml:space="preserve"> </w:t>
         <w:br/>
-        <w:t>Photo: Hughie Harley, 18 years old, who the police said was stabbed to death on Monday after he refused to give a dollar to a panhandler. (William E. Sauro/The New York Times)</w:t>
+        <w:t>PHOTO: Eddie Izzard plays all of the roles in a frenetic take on ''Hamlet.'' (PHOTOGRAPH BY SARA KRULWICH/THE NEW YORK TIMES) This article appeared in print on page C4.</w:t>
       </w:r>
     </w:p>
     <w:sectPr>
